--- a/plugins/haipipe-toolkit/skills/diagrams/BoardSkillBoard-260722/4-QPf-page-folder/QPf3-slide/word/QPf3-slide.docx
+++ b/plugins/haipipe-toolkit/skills/diagrams/BoardSkillBoard-260722/4-QPf-page-folder/QPf3-slide/word/QPf3-slide.docx
@@ -4,119 +4,105 @@
   <w:body>
     <w:p>
       <w:pPr>
-        <w:pStyle w:val="Heading1"/>
-      </w:pPr>
-      <w:r>
-        <w:t xml:space="preserve">1 · The selection record · a page-type lost, a plugin won</w:t>
-      </w:r>
-    </w:p>
-    <w:p>
-      <w:r>
-        <w:t xml:space="preserve">**The candidates**: what owning a talk costs a board.</w:t>
-      </w:r>
-    </w:p>
-    <w:p>
-      <w:r>
-        <w:t xml:space="preserve">JL 260815: "We will not have a page-type of slide, the slide will just be the plugin version, which means every page will have a slide (optional)."</w:t>
-      </w:r>
-    </w:p>
-    <w:p>
-      <w:r>
-        <w:t xml:space="preserve">🅰 lost the way every artifact-shaped kind lost: a page per deck is a page that decides nothing, and its divisions mirror the slides the way the mirror kind mirrored a SKILL.md.</w:t>
-      </w:r>
-    </w:p>
-    <w:p>
-      <w:r>
-        <w:t xml:space="preserve">This is the third kind to reduce to material: for-skill became the skill/ plugin, for-meeting became meeting/, and for-slide becomes slide/.</w:t>
-      </w:r>
-    </w:p>
-    <w:p>
-      <w:r>
-        <w:t xml:space="preserve">The base selection that retired the mirror kind is recorded on Design-3 Content §2, and this page adopts it.</w:t>
-      </w:r>
-    </w:p>
-    <w:p>
-      <w:r>
-        <w:t xml:space="preserve">Disposition of 🅰: the QBt9 specimen is archived whole at _archive/QBt9-for-slide.md, its scripts-free deck mechanics, acceptance model, and three recorded contract conflicts intact; the haipipe-page-for-slide unit's retirement rides the family reorg.</w:t>
-      </w:r>
-    </w:p>
-    <w:p>
-      <w:pPr>
-        <w:pStyle w:val="Heading1"/>
-      </w:pPr>
-      <w:r>
-        <w:t xml:space="preserve">2 · The deck is the AI deck</w:t>
-      </w:r>
-    </w:p>
-    <w:p>
-      <w:r>
-        <w:t xml:space="preserve">**Three tiers became one**: what each tier was, and why only the authored one survived.</w:t>
-      </w:r>
-    </w:p>
-    <w:p>
-      <w:r>
-        <w:t xml:space="preserve">JL 260815: "We will just have the AI deck."</w:t>
-      </w:r>
-    </w:p>
-    <w:p>
-      <w:r>
-        <w:t xml:space="preserve">The retirement is in the engine, not in prose: 70-plugin-slides.js no longer cuts the DOM or posts to /_board/deck, and the shell's Slides tab shows the saved file or a pointer, never a generated copy.</w:t>
-      </w:r>
-    </w:p>
-    <w:p>
-      <w:r>
-        <w:t xml:space="preserve">Six authored decks exist as of the ruling hour: QA0, QA00, QPf2, QPf4, Design-3, Design-6.</w:t>
-      </w:r>
-    </w:p>
-    <w:p>
-      <w:pPr>
-        <w:pStyle w:val="Heading1"/>
-      </w:pPr>
-      <w:r>
-        <w:t xml:space="preserve">3 · The one home and the two doors</w:t>
-      </w:r>
-    </w:p>
-    <w:p>
-      <w:r>
-        <w:t xml:space="preserve">**Where a deck lives and how it opens**: derivation, not registration.</w:t>
-      </w:r>
-    </w:p>
-    <w:p>
-      <w:r>
-        <w:t xml:space="preserve">Both doors HEAD the derived path: a saved deck shows, a missing one yields the pointer page naming the author path.</w:t>
-      </w:r>
-    </w:p>
-    <w:p>
-      <w:r>
-        <w:t xml:space="preserve">The deck links at html-ppt's own assets by relative path, so the same file opens over the server and off disk, and a theme improvement reaches every deck without a rebuild.</w:t>
-      </w:r>
-    </w:p>
-    <w:p>
-      <w:pPr>
-        <w:pStyle w:val="Heading1"/>
-      </w:pPr>
-      <w:r>
-        <w:t xml:space="preserve">4 · What the dead type had that the plugin does not</w:t>
-      </w:r>
-    </w:p>
-    <w:p>
-      <w:r>
-        <w:t xml:space="preserve">**The acceptance gate**: the one idea worth carrying out of the archive.</w:t>
-      </w:r>
-    </w:p>
-    <w:p>
-      <w:r>
-        <w:t xml:space="preserve">The QBt9 specimen's law was that a person accepts each rendered slide, and no machine may tick that row.</w:t>
-      </w:r>
-    </w:p>
-    <w:p>
-      <w:r>
-        <w:t xml:space="preserve">An AI deck makes editorial choices, so it CAN misrepresent its page, and the plugin path currently has no acceptance surface at all.</w:t>
-      </w:r>
-    </w:p>
-    <w:p>
-      <w:r>
-        <w:t xml:space="preserve">Whether a deck presented to others needs a person's yes first is not ruled, and the aim below holds the question rather than letting it vanish with the type.</w:t>
+        <w:pStyle w:val="Title"/>
+      </w:pPr>
+      <w:r>
+        <w:t xml:space="preserve">Slide · every page may have a deck, and the deck is authored</w:t>
+      </w:r>
+    </w:p>
+    <w:p>
+      <w:pPr>
+        <w:pStyle w:val="Heading1"/>
+      </w:pPr>
+      <w:r>
+        <w:t xml:space="preserve">1 · One path per page, and no list to keep in step</w:t>
+      </w:r>
+    </w:p>
+    <w:p>
+      <w:r>
+        <w:rPr>
+          <w:b/>
+        </w:rPr>
+        <w:t xml:space="preserve">One path per page</w:t>
+      </w:r>
+      <w:r>
+        <w:t xml:space="preserve">: if the file is there, the page has a deck. 📌 This part settles where a deck lives, and how both doors find it with no list to keep. A folded page (&lt;name&gt;/&lt;name&gt;.md) owns the slide/ folder. The deck's file name is the page name plus -deck.html. Both doors below work this path out from the page they are on, so no list is kept and no list can go stale. When the file is not there, both views say so and offer the button. Nothing builds a deck behind your back.</w:t>
+      </w:r>
+    </w:p>
+    <w:p>
+      <w:pPr>
+        <w:pStyle w:val="Heading1"/>
+      </w:pPr>
+      <w:r>
+        <w:t xml:space="preserve">2 · Two ways in, and neither can show you an old deck</w:t>
+      </w:r>
+    </w:p>
+    <w:p>
+      <w:r>
+        <w:rPr>
+          <w:b/>
+        </w:rPr>
+        <w:t xml:space="preserve">Where a deck opens</w:t>
+      </w:r>
+      <w:r>
+        <w:t xml:space="preserve">: the shell tab and the page panel, with one loader behind both. 📌 This part settles that both doors read the same saved file, and that neither can show you an old one. Both doors send a HEAD request for that path, which is a small web question that asks only whether a file is there. They show the saved deck, or a pointer to the ✨ button when there is none. Every load skips the browser cache, so a freshly written deck appears on the next click. An old copy in the window can never outlive the file it came from.</w:t>
+      </w:r>
+    </w:p>
+    <w:p>
+      <w:pPr>
+        <w:pStyle w:val="Heading1"/>
+      </w:pPr>
+      <w:r>
+        <w:t xml:space="preserve">3 · One click rewrites the deck, and always replaces it</w:t>
+      </w:r>
+    </w:p>
+    <w:p>
+      <w:r>
+        <w:rPr>
+          <w:b/>
+        </w:rPr>
+        <w:t xml:space="preserve">What the button does</w:t>
+      </w:r>
+      <w:r>
+        <w:t xml:space="preserve">: the steps it runs, and the file it replaces. 📌 This part settles that a rebuild always replaces the whole deck, so a lasting fix belongs on the page. The ask box is optional. Leave it empty and the deck presents the page's argument, or type an ask and the talk leans the way you asked. The server writes the &lt;head&gt; and its asset links itself, from real paths on disk. So the model starts writing at &lt;body&gt;, and a new deck can never miss its own stylesheets. The server also checks the result before it saves anything. It wants a whole document, at least three slides, and the asset links in place. If any of that is missing the new deck is refused, and the old file stays. A rebuild always overwrites, so a lasting fix belongs on the PAGE, and the page is what every rebuild reads.</w:t>
+      </w:r>
+    </w:p>
+    <w:p>
+      <w:pPr>
+        <w:pStyle w:val="Heading1"/>
+      </w:pPr>
+      <w:r>
+        <w:t xml:space="preserve">4 · What you get: six to nine slides you can stand up and present</w:t>
+      </w:r>
+    </w:p>
+    <w:p>
+      <w:r>
+        <w:rPr>
+          <w:b/>
+        </w:rPr>
+        <w:t xml:space="preserve">The look</w:t>
+      </w:r>
+      <w:r>
+        <w:t xml:space="preserve">: html-ppt supplies the shell, and the board supplies the words. 📌 This part settles what a deck looks like, and where that look comes from. A deck is six to nine slides: a cover, a closing slide, and middle slides in between. The middles are built from the page's own emoji, numbers, and quoted rulings. The deck points at the html-ppt skill's files by relative path. So a better theme reaches every deck at once, with nothing to rebuild. Nothing from the skill is copied into the board, and the board adds no CSS of its own.</w:t>
+      </w:r>
+    </w:p>
+    <w:p>
+      <w:pPr>
+        <w:pStyle w:val="Heading1"/>
+      </w:pPr>
+      <w:r>
+        <w:t xml:space="preserve">5 · Why Claude writes the deck, and what was dropped</w:t>
+      </w:r>
+    </w:p>
+    <w:p>
+      <w:r>
+        <w:rPr>
+          <w:b/>
+        </w:rPr>
+        <w:t xml:space="preserve">The record</w:t>
+      </w:r>
+      <w:r>
+        <w:t xml:space="preserve">: three ways a page could have had a deck, and the one still standing. 📌 This part settles which of the three ways won, and why each of the other two was dropped. This way won on evidence, not on argument. Six decks were written in the hour of the ruling, and the first live /_board/autodeck run produced a real talk for QF2-newcomer. The reflow copy lost because it copied instead of choosing, so one part of the page came back as its own paragraphs in a box. It was dropped whole, endpoint and route with it, and nothing in the board turns a page into slides that way now. The slide page-type lost because it asked for a second page to keep beside the page it was about. That second page held one part of the page per slide, each with a frame inside it. It was dropped, and its example is kept whole at _archive/QBt9-for-slide.md, where the reason it lost stays readable.</w:t>
       </w:r>
     </w:p>
     <w:sectPr>
@@ -168,6 +154,19 @@
       <w:sz w:val="24"/>
     </w:rPr>
   </w:style>
+  <w:style w:type="paragraph" w:styleId="Title">
+    <w:name w:val="Title"/>
+    <w:pPr>
+      <w:keepNext/>
+      <w:spacing w:before="0" w:after="360" w:line="300" w:lineRule="auto"/>
+      <w:jc w:val="center"/>
+    </w:pPr>
+    <w:rPr>
+      <w:rFonts w:ascii="Times New Roman" w:hAnsi="Times New Roman"/>
+      <w:b/>
+      <w:sz w:val="32"/>
+    </w:rPr>
+  </w:style>
   <w:style w:type="paragraph" w:styleId="Heading2">
     <w:name w:val="heading 2"/>
     <w:pPr>
